--- a/clinica-alma/대본/7부/06화_No_vendemos_paquetes.docx
+++ b/clinica-alma/대본/7부/06화_No_vendemos_paquetes.docx
@@ -857,7 +857,7 @@
           <w:bCs/>
           <w:b/>
         </w:rPr>
-        <w:t xml:space="preserve">펀드가 나가면 내가 산다 — 필요하면 치아의 집(20년, 딸들이 자란 집)으로</w:t>
+        <w:t xml:space="preserve">펀드가 나가면 내가 산다 — 필요하면 치아의 집(12년, 딸들이 자라는 집)으로</w:t>
       </w:r>
       <w:r>
         <w:rPr>
@@ -2370,7 +2370,7 @@
         <w:pStyle w:val="BodyText"/>
       </w:pPr>
       <w:r>
-        <w:t xml:space="preserve">ANDRES: Con el mío. Con la casa de Chía, si hace falta. Lo he hablado con mi esposa. Me dijo: «Mejor una casa menos que una nariz más». Llevamos veinte años en esa casa. Mis hijas crecieron allí. Pero ninguna de las dos quiere una casa pagada con eso.</w:t>
+        <w:t xml:space="preserve">ANDRES: Con el mío. Con la casa de Chía, si hace falta. Lo he hablado con mi esposa. Me dijo: «Mejor una casa menos que una nariz más». Llevamos doce años en esa casa. Mis hijas han crecido allí. Pero ninguna de las dos quiere una casa pagada con eso.</w:t>
       </w:r>
     </w:p>
     <w:p>
@@ -5239,7 +5239,7 @@
         <w:pStyle w:val="BodyText"/>
       </w:pPr>
       <w:r>
-        <w:t xml:space="preserve">안드레스: 내 돈으로. 필요하면 치아의 집으로. 아내와 얘기했어. «코가 하나 더 느는 것보다 집이 하나 주는 게 낫다»고 하더군. 그 집에서 20년을 살았어. 딸들이 거기서 자랐지. 하지만 둘 다 그런 돈으로 지킨 집은 원하지 않아.</w:t>
+        <w:t xml:space="preserve">안드레스: 내 돈으로. 필요하면 치아의 집으로. 아내와 얘기했어. «코가 하나 더 느는 것보다 집이 하나 주는 게 낫다»고 하더군. 그 집에서 12년을 살았어. 딸들이 거기서 자라고 있지. 하지만 둘 다 그런 돈으로 지킨 집은 원하지 않아.</w:t>
       </w:r>
     </w:p>
     <w:p>
